--- a/docs/guides/VCL2FMXConverter_v5_0_User_Guide.docx
+++ b/docs/guides/VCL2FMXConverter_v5_0_User_Guide.docx
@@ -9139,7 +9139,13 @@
     </w:p>
     <w:p>
       <w:r>
-        <w:t>[v5.0 contract baseline] The current v5.0 suite contains 194 executable expectations, including report accounting, dry-run preview behavior, image API cleanup, unsupported-routine depth guards, include analysis, Windows messaging, DFM/FMXL fidelity, graphics/GDI checks, semantic resolution, and protected uses cleanup.</w:t>
+        <w:t xml:space="preserve">[v5.0 contract baseline] The current v5.0 suite contains </w:t>
+      </w:r>
+      <w:r>
+        <w:t>198 executable expectations</w:t>
+      </w:r>
+      <w:r>
+        <w:t>, including report accounting, dry-run preview behavior, image API cleanup, unsupported-routine depth guards, include analysis, Windows messaging, DFM/FMXL fidelity, graphics/GDI checks, semantic resolution, and protected uses cleanup.</w:t>
       </w:r>
     </w:p>
     <w:p>

--- a/docs/guides/VCL2FMXConverter_v5_0_User_Guide.docx
+++ b/docs/guides/VCL2FMXConverter_v5_0_User_Guide.docx
@@ -1,6 +1,6 @@
 
 <file path=word/document.xml><?xml version="1.0" encoding="utf-8"?>
-<w:document xmlns:wpc="http://schemas.microsoft.com/office/word/2010/wordprocessingCanvas" xmlns:cx="http://schemas.microsoft.com/office/drawing/2014/chartex" xmlns:cx1="http://schemas.microsoft.com/office/drawing/2015/9/8/chartex" xmlns:cx2="http://schemas.microsoft.com/office/drawing/2015/10/21/chartex" xmlns:cx3="http://schemas.microsoft.com/office/drawing/2016/5/9/chartex" xmlns:cx4="http://schemas.microsoft.com/office/drawing/2016/5/10/chartex" xmlns:cx5="http://schemas.microsoft.com/office/drawing/2016/5/11/chartex" xmlns:cx6="http://schemas.microsoft.com/office/drawing/2016/5/12/chartex" xmlns:cx7="http://schemas.microsoft.com/office/drawing/2016/5/13/chartex" xmlns:cx8="http://schemas.microsoft.com/office/drawing/2016/5/14/chartex" xmlns:mc="http://schemas.openxmlformats.org/markup-compatibility/2006" xmlns:aink="http://schemas.microsoft.com/office/drawing/2016/ink" xmlns:am3d="http://schemas.microsoft.com/office/drawing/2017/model3d" xmlns:o="urn:schemas-microsoft-com:office:office" xmlns:oel="http://schemas.microsoft.com/office/2019/extlst" xmlns:r="http://schemas.openxmlformats.org/officeDocument/2006/relationships" xmlns:m="http://schemas.openxmlformats.org/officeDocument/2006/math" xmlns:v="urn:schemas-microsoft-com:vml" xmlns:wp14="http://schemas.microsoft.com/office/word/2010/wordprocessingDrawing" xmlns:wp="http://schemas.openxmlformats.org/drawingml/2006/wordprocessingDrawing" xmlns:w10="urn:schemas-microsoft-com:office:word" xmlns:w="http://schemas.openxmlformats.org/wordprocessingml/2006/main" xmlns:w14="http://schemas.microsoft.com/office/word/2010/wordml" xmlns:w15="http://schemas.microsoft.com/office/word/2012/wordml" xmlns:w16cex="http://schemas.microsoft.com/office/word/2018/wordml/cex" xmlns:w16cid="http://schemas.microsoft.com/office/word/2016/wordml/cid" xmlns:w16="http://schemas.microsoft.com/office/word/2018/wordml" xmlns:w16du="http://schemas.microsoft.com/office/word/2023/wordml/word16du" xmlns:w16sdtdh="http://schemas.microsoft.com/office/word/2020/wordml/sdtdatahash" xmlns:w16sdtfl="http://schemas.microsoft.com/office/word/2024/wordml/sdtformatlock" xmlns:w16se="http://schemas.microsoft.com/office/word/2015/wordml/symex" xmlns:wpg="http://schemas.microsoft.com/office/word/2010/wordprocessingGroup" xmlns:wpi="http://schemas.microsoft.com/office/word/2010/wordprocessingInk" xmlns:wne="http://schemas.microsoft.com/office/word/2006/wordml" xmlns:wps="http://schemas.microsoft.com/office/word/2010/wordprocessingShape" mc:Ignorable="w14 w15 w16se w16cid w16 w16cex w16sdtdh w16sdtfl w16du wp14">
+<w:document xmlns:wpc="http://schemas.microsoft.com/office/word/2010/wordprocessingCanvas" xmlns:cx="http://schemas.microsoft.com/office/drawing/2014/chartex" xmlns:cx1="http://schemas.microsoft.com/office/drawing/2015/9/8/chartex" xmlns:cx2="http://schemas.microsoft.com/office/drawing/2015/10/21/chartex" xmlns:cx3="http://schemas.microsoft.com/office/drawing/2016/5/9/chartex" xmlns:cx4="http://schemas.microsoft.com/office/drawing/2016/5/10/chartex" xmlns:cx5="http://schemas.microsoft.com/office/drawing/2016/5/11/chartex" xmlns:cx6="http://schemas.microsoft.com/office/drawing/2016/5/12/chartex" xmlns:cx7="http://schemas.microsoft.com/office/drawing/2016/5/13/chartex" xmlns:cx8="http://schemas.microsoft.com/office/drawing/2016/5/14/chartex" xmlns:mc="http://schemas.openxmlformats.org/markup-compatibility/2006" xmlns:aink="http://schemas.microsoft.com/office/drawing/2016/ink" xmlns:am3d="http://schemas.microsoft.com/office/drawing/2017/model3d" xmlns:o="urn:schemas-microsoft-com:office:office" xmlns:oel="http://schemas.microsoft.com/office/2019/extlst" xmlns:r="http://schemas.openxmlformats.org/officeDocument/2006/relationships" xmlns:m="http://schemas.openxmlformats.org/officeDocument/2006/math" xmlns:v="urn:schemas-microsoft-com:vml" xmlns:wp14="http://schemas.microsoft.com/office/word/2010/wordprocessingDrawing" xmlns:wp="http://schemas.openxmlformats.org/drawingml/2006/wordprocessingDrawing" xmlns:w10="urn:schemas-microsoft-com:office:word" xmlns:w="http://schemas.openxmlformats.org/wordprocessingml/2006/main" xmlns:w14="http://schemas.microsoft.com/office/word/2010/wordml" xmlns:w15="http://schemas.microsoft.com/office/word/2012/wordml" xmlns:w16cei="http://schemas.microsoft.com/office/word/2026/wordml/cei" xmlns:w16cex="http://schemas.microsoft.com/office/word/2018/wordml/cex" xmlns:w16cid="http://schemas.microsoft.com/office/word/2016/wordml/cid" xmlns:w16="http://schemas.microsoft.com/office/word/2018/wordml" xmlns:w16du="http://schemas.microsoft.com/office/word/2023/wordml/word16du" xmlns:w16sdtdh="http://schemas.microsoft.com/office/word/2020/wordml/sdtdatahash" xmlns:w16sdtfl="http://schemas.microsoft.com/office/word/2024/wordml/sdtformatlock" xmlns:w16se="http://schemas.microsoft.com/office/word/2015/wordml/symex" xmlns:wpg="http://schemas.microsoft.com/office/word/2010/wordprocessingGroup" xmlns:wpi="http://schemas.microsoft.com/office/word/2010/wordprocessingInk" xmlns:wne="http://schemas.microsoft.com/office/word/2006/wordml" xmlns:wps="http://schemas.microsoft.com/office/word/2010/wordprocessingShape" mc:Ignorable="w14 w15 w16se w16cid w16 w16cex w16sdtdh w16sdtfl w16du wp14">
   <w:body>
     <w:p/>
     <w:p/>
@@ -141,7 +141,10 @@
         <w:jc w:val="center"/>
       </w:pPr>
       <w:r>
-        <w:t>Revision date: June 27, 2026</w:t>
+        <w:t xml:space="preserve">Revision date: </w:t>
+      </w:r>
+      <w:r>
+        <w:t>August 1, 2026</w:t>
       </w:r>
     </w:p>
     <w:p>
@@ -221,7 +224,7 @@
               <w:sz w:val="24"/>
             </w:rPr>
           </w:pPr>
-          <w:hyperlink w:anchor="_Toc233565525" w:history="1">
+          <w:hyperlink w:anchor="_Toc236486346" w:history="1">
             <w:r>
               <w:rPr>
                 <w:rStyle w:val="Hyperlink"/>
@@ -248,7 +251,7 @@
                 <w:noProof/>
                 <w:webHidden/>
               </w:rPr>
-              <w:instrText xml:space="preserve"> PAGEREF _Toc233565525 \h </w:instrText>
+              <w:instrText xml:space="preserve"> PAGEREF _Toc236486346 \h </w:instrText>
             </w:r>
             <w:r>
               <w:rPr>
@@ -291,7 +294,7 @@
               <w:sz w:val="24"/>
             </w:rPr>
           </w:pPr>
-          <w:hyperlink w:anchor="_Toc233565526" w:history="1">
+          <w:hyperlink w:anchor="_Toc236486347" w:history="1">
             <w:r>
               <w:rPr>
                 <w:rStyle w:val="Hyperlink"/>
@@ -318,7 +321,7 @@
                 <w:noProof/>
                 <w:webHidden/>
               </w:rPr>
-              <w:instrText xml:space="preserve"> PAGEREF _Toc233565526 \h </w:instrText>
+              <w:instrText xml:space="preserve"> PAGEREF _Toc236486347 \h </w:instrText>
             </w:r>
             <w:r>
               <w:rPr>
@@ -361,7 +364,7 @@
               <w:sz w:val="24"/>
             </w:rPr>
           </w:pPr>
-          <w:hyperlink w:anchor="_Toc233565527" w:history="1">
+          <w:hyperlink w:anchor="_Toc236486348" w:history="1">
             <w:r>
               <w:rPr>
                 <w:rStyle w:val="Hyperlink"/>
@@ -388,7 +391,7 @@
                 <w:noProof/>
                 <w:webHidden/>
               </w:rPr>
-              <w:instrText xml:space="preserve"> PAGEREF _Toc233565527 \h </w:instrText>
+              <w:instrText xml:space="preserve"> PAGEREF _Toc236486348 \h </w:instrText>
             </w:r>
             <w:r>
               <w:rPr>
@@ -431,7 +434,7 @@
               <w:sz w:val="24"/>
             </w:rPr>
           </w:pPr>
-          <w:hyperlink w:anchor="_Toc233565528" w:history="1">
+          <w:hyperlink w:anchor="_Toc236486349" w:history="1">
             <w:r>
               <w:rPr>
                 <w:rStyle w:val="Hyperlink"/>
@@ -458,7 +461,7 @@
                 <w:noProof/>
                 <w:webHidden/>
               </w:rPr>
-              <w:instrText xml:space="preserve"> PAGEREF _Toc233565528 \h </w:instrText>
+              <w:instrText xml:space="preserve"> PAGEREF _Toc236486349 \h </w:instrText>
             </w:r>
             <w:r>
               <w:rPr>
@@ -501,7 +504,7 @@
               <w:sz w:val="24"/>
             </w:rPr>
           </w:pPr>
-          <w:hyperlink w:anchor="_Toc233565529" w:history="1">
+          <w:hyperlink w:anchor="_Toc236486350" w:history="1">
             <w:r>
               <w:rPr>
                 <w:rStyle w:val="Hyperlink"/>
@@ -528,7 +531,7 @@
                 <w:noProof/>
                 <w:webHidden/>
               </w:rPr>
-              <w:instrText xml:space="preserve"> PAGEREF _Toc233565529 \h </w:instrText>
+              <w:instrText xml:space="preserve"> PAGEREF _Toc236486350 \h </w:instrText>
             </w:r>
             <w:r>
               <w:rPr>
@@ -571,7 +574,7 @@
               <w:sz w:val="24"/>
             </w:rPr>
           </w:pPr>
-          <w:hyperlink w:anchor="_Toc233565530" w:history="1">
+          <w:hyperlink w:anchor="_Toc236486351" w:history="1">
             <w:r>
               <w:rPr>
                 <w:rStyle w:val="Hyperlink"/>
@@ -598,7 +601,7 @@
                 <w:noProof/>
                 <w:webHidden/>
               </w:rPr>
-              <w:instrText xml:space="preserve"> PAGEREF _Toc233565530 \h </w:instrText>
+              <w:instrText xml:space="preserve"> PAGEREF _Toc236486351 \h </w:instrText>
             </w:r>
             <w:r>
               <w:rPr>
@@ -641,7 +644,7 @@
               <w:sz w:val="24"/>
             </w:rPr>
           </w:pPr>
-          <w:hyperlink w:anchor="_Toc233565531" w:history="1">
+          <w:hyperlink w:anchor="_Toc236486352" w:history="1">
             <w:r>
               <w:rPr>
                 <w:rStyle w:val="Hyperlink"/>
@@ -668,7 +671,7 @@
                 <w:noProof/>
                 <w:webHidden/>
               </w:rPr>
-              <w:instrText xml:space="preserve"> PAGEREF _Toc233565531 \h </w:instrText>
+              <w:instrText xml:space="preserve"> PAGEREF _Toc236486352 \h </w:instrText>
             </w:r>
             <w:r>
               <w:rPr>
@@ -711,7 +714,7 @@
               <w:sz w:val="24"/>
             </w:rPr>
           </w:pPr>
-          <w:hyperlink w:anchor="_Toc233565532" w:history="1">
+          <w:hyperlink w:anchor="_Toc236486353" w:history="1">
             <w:r>
               <w:rPr>
                 <w:rStyle w:val="Hyperlink"/>
@@ -738,7 +741,7 @@
                 <w:noProof/>
                 <w:webHidden/>
               </w:rPr>
-              <w:instrText xml:space="preserve"> PAGEREF _Toc233565532 \h </w:instrText>
+              <w:instrText xml:space="preserve"> PAGEREF _Toc236486353 \h </w:instrText>
             </w:r>
             <w:r>
               <w:rPr>
@@ -781,7 +784,7 @@
               <w:sz w:val="24"/>
             </w:rPr>
           </w:pPr>
-          <w:hyperlink w:anchor="_Toc233565533" w:history="1">
+          <w:hyperlink w:anchor="_Toc236486354" w:history="1">
             <w:r>
               <w:rPr>
                 <w:rStyle w:val="Hyperlink"/>
@@ -808,7 +811,7 @@
                 <w:noProof/>
                 <w:webHidden/>
               </w:rPr>
-              <w:instrText xml:space="preserve"> PAGEREF _Toc233565533 \h </w:instrText>
+              <w:instrText xml:space="preserve"> PAGEREF _Toc236486354 \h </w:instrText>
             </w:r>
             <w:r>
               <w:rPr>
@@ -851,7 +854,7 @@
               <w:sz w:val="24"/>
             </w:rPr>
           </w:pPr>
-          <w:hyperlink w:anchor="_Toc233565534" w:history="1">
+          <w:hyperlink w:anchor="_Toc236486355" w:history="1">
             <w:r>
               <w:rPr>
                 <w:rStyle w:val="Hyperlink"/>
@@ -878,7 +881,7 @@
                 <w:noProof/>
                 <w:webHidden/>
               </w:rPr>
-              <w:instrText xml:space="preserve"> PAGEREF _Toc233565534 \h </w:instrText>
+              <w:instrText xml:space="preserve"> PAGEREF _Toc236486355 \h </w:instrText>
             </w:r>
             <w:r>
               <w:rPr>
@@ -921,7 +924,7 @@
               <w:sz w:val="24"/>
             </w:rPr>
           </w:pPr>
-          <w:hyperlink w:anchor="_Toc233565535" w:history="1">
+          <w:hyperlink w:anchor="_Toc236486356" w:history="1">
             <w:r>
               <w:rPr>
                 <w:rStyle w:val="Hyperlink"/>
@@ -948,7 +951,7 @@
                 <w:noProof/>
                 <w:webHidden/>
               </w:rPr>
-              <w:instrText xml:space="preserve"> PAGEREF _Toc233565535 \h </w:instrText>
+              <w:instrText xml:space="preserve"> PAGEREF _Toc236486356 \h </w:instrText>
             </w:r>
             <w:r>
               <w:rPr>
@@ -991,7 +994,7 @@
               <w:sz w:val="24"/>
             </w:rPr>
           </w:pPr>
-          <w:hyperlink w:anchor="_Toc233565536" w:history="1">
+          <w:hyperlink w:anchor="_Toc236486357" w:history="1">
             <w:r>
               <w:rPr>
                 <w:rStyle w:val="Hyperlink"/>
@@ -1018,7 +1021,7 @@
                 <w:noProof/>
                 <w:webHidden/>
               </w:rPr>
-              <w:instrText xml:space="preserve"> PAGEREF _Toc233565536 \h </w:instrText>
+              <w:instrText xml:space="preserve"> PAGEREF _Toc236486357 \h </w:instrText>
             </w:r>
             <w:r>
               <w:rPr>
@@ -1061,7 +1064,7 @@
               <w:sz w:val="24"/>
             </w:rPr>
           </w:pPr>
-          <w:hyperlink w:anchor="_Toc233565537" w:history="1">
+          <w:hyperlink w:anchor="_Toc236486358" w:history="1">
             <w:r>
               <w:rPr>
                 <w:rStyle w:val="Hyperlink"/>
@@ -1088,7 +1091,7 @@
                 <w:noProof/>
                 <w:webHidden/>
               </w:rPr>
-              <w:instrText xml:space="preserve"> PAGEREF _Toc233565537 \h </w:instrText>
+              <w:instrText xml:space="preserve"> PAGEREF _Toc236486358 \h </w:instrText>
             </w:r>
             <w:r>
               <w:rPr>
@@ -1131,7 +1134,7 @@
               <w:sz w:val="24"/>
             </w:rPr>
           </w:pPr>
-          <w:hyperlink w:anchor="_Toc233565538" w:history="1">
+          <w:hyperlink w:anchor="_Toc236486359" w:history="1">
             <w:r>
               <w:rPr>
                 <w:rStyle w:val="Hyperlink"/>
@@ -1158,7 +1161,7 @@
                 <w:noProof/>
                 <w:webHidden/>
               </w:rPr>
-              <w:instrText xml:space="preserve"> PAGEREF _Toc233565538 \h </w:instrText>
+              <w:instrText xml:space="preserve"> PAGEREF _Toc236486359 \h </w:instrText>
             </w:r>
             <w:r>
               <w:rPr>
@@ -1201,7 +1204,7 @@
               <w:sz w:val="24"/>
             </w:rPr>
           </w:pPr>
-          <w:hyperlink w:anchor="_Toc233565539" w:history="1">
+          <w:hyperlink w:anchor="_Toc236486360" w:history="1">
             <w:r>
               <w:rPr>
                 <w:rStyle w:val="Hyperlink"/>
@@ -1228,7 +1231,7 @@
                 <w:noProof/>
                 <w:webHidden/>
               </w:rPr>
-              <w:instrText xml:space="preserve"> PAGEREF _Toc233565539 \h </w:instrText>
+              <w:instrText xml:space="preserve"> PAGEREF _Toc236486360 \h </w:instrText>
             </w:r>
             <w:r>
               <w:rPr>
@@ -1271,7 +1274,7 @@
               <w:sz w:val="24"/>
             </w:rPr>
           </w:pPr>
-          <w:hyperlink w:anchor="_Toc233565540" w:history="1">
+          <w:hyperlink w:anchor="_Toc236486361" w:history="1">
             <w:r>
               <w:rPr>
                 <w:rStyle w:val="Hyperlink"/>
@@ -1298,7 +1301,7 @@
                 <w:noProof/>
                 <w:webHidden/>
               </w:rPr>
-              <w:instrText xml:space="preserve"> PAGEREF _Toc233565540 \h </w:instrText>
+              <w:instrText xml:space="preserve"> PAGEREF _Toc236486361 \h </w:instrText>
             </w:r>
             <w:r>
               <w:rPr>
@@ -1341,7 +1344,7 @@
               <w:sz w:val="24"/>
             </w:rPr>
           </w:pPr>
-          <w:hyperlink w:anchor="_Toc233565541" w:history="1">
+          <w:hyperlink w:anchor="_Toc236486362" w:history="1">
             <w:r>
               <w:rPr>
                 <w:rStyle w:val="Hyperlink"/>
@@ -1368,7 +1371,7 @@
                 <w:noProof/>
                 <w:webHidden/>
               </w:rPr>
-              <w:instrText xml:space="preserve"> PAGEREF _Toc233565541 \h </w:instrText>
+              <w:instrText xml:space="preserve"> PAGEREF _Toc236486362 \h </w:instrText>
             </w:r>
             <w:r>
               <w:rPr>
@@ -1411,7 +1414,7 @@
               <w:sz w:val="24"/>
             </w:rPr>
           </w:pPr>
-          <w:hyperlink w:anchor="_Toc233565542" w:history="1">
+          <w:hyperlink w:anchor="_Toc236486363" w:history="1">
             <w:r>
               <w:rPr>
                 <w:rStyle w:val="Hyperlink"/>
@@ -1438,7 +1441,7 @@
                 <w:noProof/>
                 <w:webHidden/>
               </w:rPr>
-              <w:instrText xml:space="preserve"> PAGEREF _Toc233565542 \h </w:instrText>
+              <w:instrText xml:space="preserve"> PAGEREF _Toc236486363 \h </w:instrText>
             </w:r>
             <w:r>
               <w:rPr>
@@ -1481,7 +1484,7 @@
               <w:sz w:val="24"/>
             </w:rPr>
           </w:pPr>
-          <w:hyperlink w:anchor="_Toc233565543" w:history="1">
+          <w:hyperlink w:anchor="_Toc236486364" w:history="1">
             <w:r>
               <w:rPr>
                 <w:rStyle w:val="Hyperlink"/>
@@ -1508,7 +1511,7 @@
                 <w:noProof/>
                 <w:webHidden/>
               </w:rPr>
-              <w:instrText xml:space="preserve"> PAGEREF _Toc233565543 \h </w:instrText>
+              <w:instrText xml:space="preserve"> PAGEREF _Toc236486364 \h </w:instrText>
             </w:r>
             <w:r>
               <w:rPr>
@@ -1551,7 +1554,7 @@
               <w:sz w:val="24"/>
             </w:rPr>
           </w:pPr>
-          <w:hyperlink w:anchor="_Toc233565544" w:history="1">
+          <w:hyperlink w:anchor="_Toc236486365" w:history="1">
             <w:r>
               <w:rPr>
                 <w:rStyle w:val="Hyperlink"/>
@@ -1578,7 +1581,7 @@
                 <w:noProof/>
                 <w:webHidden/>
               </w:rPr>
-              <w:instrText xml:space="preserve"> PAGEREF _Toc233565544 \h </w:instrText>
+              <w:instrText xml:space="preserve"> PAGEREF _Toc236486365 \h </w:instrText>
             </w:r>
             <w:r>
               <w:rPr>
@@ -1621,7 +1624,7 @@
               <w:sz w:val="24"/>
             </w:rPr>
           </w:pPr>
-          <w:hyperlink w:anchor="_Toc233565545" w:history="1">
+          <w:hyperlink w:anchor="_Toc236486366" w:history="1">
             <w:r>
               <w:rPr>
                 <w:rStyle w:val="Hyperlink"/>
@@ -1648,7 +1651,7 @@
                 <w:noProof/>
                 <w:webHidden/>
               </w:rPr>
-              <w:instrText xml:space="preserve"> PAGEREF _Toc233565545 \h </w:instrText>
+              <w:instrText xml:space="preserve"> PAGEREF _Toc236486366 \h </w:instrText>
             </w:r>
             <w:r>
               <w:rPr>
@@ -1691,7 +1694,7 @@
               <w:sz w:val="24"/>
             </w:rPr>
           </w:pPr>
-          <w:hyperlink w:anchor="_Toc233565546" w:history="1">
+          <w:hyperlink w:anchor="_Toc236486367" w:history="1">
             <w:r>
               <w:rPr>
                 <w:rStyle w:val="Hyperlink"/>
@@ -1718,7 +1721,7 @@
                 <w:noProof/>
                 <w:webHidden/>
               </w:rPr>
-              <w:instrText xml:space="preserve"> PAGEREF _Toc233565546 \h </w:instrText>
+              <w:instrText xml:space="preserve"> PAGEREF _Toc236486367 \h </w:instrText>
             </w:r>
             <w:r>
               <w:rPr>
@@ -1761,7 +1764,7 @@
               <w:sz w:val="24"/>
             </w:rPr>
           </w:pPr>
-          <w:hyperlink w:anchor="_Toc233565547" w:history="1">
+          <w:hyperlink w:anchor="_Toc236486368" w:history="1">
             <w:r>
               <w:rPr>
                 <w:rStyle w:val="Hyperlink"/>
@@ -1788,7 +1791,7 @@
                 <w:noProof/>
                 <w:webHidden/>
               </w:rPr>
-              <w:instrText xml:space="preserve"> PAGEREF _Toc233565547 \h </w:instrText>
+              <w:instrText xml:space="preserve"> PAGEREF _Toc236486368 \h </w:instrText>
             </w:r>
             <w:r>
               <w:rPr>
@@ -1831,7 +1834,7 @@
               <w:sz w:val="24"/>
             </w:rPr>
           </w:pPr>
-          <w:hyperlink w:anchor="_Toc233565548" w:history="1">
+          <w:hyperlink w:anchor="_Toc236486369" w:history="1">
             <w:r>
               <w:rPr>
                 <w:rStyle w:val="Hyperlink"/>
@@ -1858,7 +1861,7 @@
                 <w:noProof/>
                 <w:webHidden/>
               </w:rPr>
-              <w:instrText xml:space="preserve"> PAGEREF _Toc233565548 \h </w:instrText>
+              <w:instrText xml:space="preserve"> PAGEREF _Toc236486369 \h </w:instrText>
             </w:r>
             <w:r>
               <w:rPr>
@@ -1901,7 +1904,7 @@
               <w:sz w:val="24"/>
             </w:rPr>
           </w:pPr>
-          <w:hyperlink w:anchor="_Toc233565549" w:history="1">
+          <w:hyperlink w:anchor="_Toc236486370" w:history="1">
             <w:r>
               <w:rPr>
                 <w:rStyle w:val="Hyperlink"/>
@@ -1928,7 +1931,7 @@
                 <w:noProof/>
                 <w:webHidden/>
               </w:rPr>
-              <w:instrText xml:space="preserve"> PAGEREF _Toc233565549 \h </w:instrText>
+              <w:instrText xml:space="preserve"> PAGEREF _Toc236486370 \h </w:instrText>
             </w:r>
             <w:r>
               <w:rPr>
@@ -1971,7 +1974,7 @@
               <w:sz w:val="24"/>
             </w:rPr>
           </w:pPr>
-          <w:hyperlink w:anchor="_Toc233565550" w:history="1">
+          <w:hyperlink w:anchor="_Toc236486371" w:history="1">
             <w:r>
               <w:rPr>
                 <w:rStyle w:val="Hyperlink"/>
@@ -1998,7 +2001,7 @@
                 <w:noProof/>
                 <w:webHidden/>
               </w:rPr>
-              <w:instrText xml:space="preserve"> PAGEREF _Toc233565550 \h </w:instrText>
+              <w:instrText xml:space="preserve"> PAGEREF _Toc236486371 \h </w:instrText>
             </w:r>
             <w:r>
               <w:rPr>
@@ -2041,13 +2044,21 @@
               <w:sz w:val="24"/>
             </w:rPr>
           </w:pPr>
-          <w:hyperlink w:anchor="_Toc233565551" w:history="1">
+          <w:hyperlink w:anchor="_Toc236486372" w:history="1">
             <w:r>
               <w:rPr>
                 <w:rStyle w:val="Hyperlink"/>
                 <w:noProof/>
               </w:rPr>
-              <w:t>14. Making Changes to the Converter Software</w:t>
+              <w:t>14. Making Changes to the</w:t>
+            </w:r>
+            <w:r>
+              <w:rPr>
+                <w:rStyle w:val="Hyperlink"/>
+                <w:noProof/>
+              </w:rPr>
+              <w:lastRenderedPageBreak/>
+              <w:t xml:space="preserve"> Converter Software</w:t>
             </w:r>
             <w:r>
               <w:rPr>
@@ -2068,7 +2079,7 @@
                 <w:noProof/>
                 <w:webHidden/>
               </w:rPr>
-              <w:instrText xml:space="preserve"> PAGEREF _Toc233565551 \h </w:instrText>
+              <w:instrText xml:space="preserve"> PAGEREF _Toc236486372 \h </w:instrText>
             </w:r>
             <w:r>
               <w:rPr>
@@ -2111,7 +2122,7 @@
               <w:sz w:val="24"/>
             </w:rPr>
           </w:pPr>
-          <w:hyperlink w:anchor="_Toc233565552" w:history="1">
+          <w:hyperlink w:anchor="_Toc236486373" w:history="1">
             <w:r>
               <w:rPr>
                 <w:rStyle w:val="Hyperlink"/>
@@ -2138,7 +2149,7 @@
                 <w:noProof/>
                 <w:webHidden/>
               </w:rPr>
-              <w:instrText xml:space="preserve"> PAGEREF _Toc233565552 \h </w:instrText>
+              <w:instrText xml:space="preserve"> PAGEREF _Toc236486373 \h </w:instrText>
             </w:r>
             <w:r>
               <w:rPr>
@@ -2181,7 +2192,7 @@
               <w:sz w:val="24"/>
             </w:rPr>
           </w:pPr>
-          <w:hyperlink w:anchor="_Toc233565553" w:history="1">
+          <w:hyperlink w:anchor="_Toc236486374" w:history="1">
             <w:r>
               <w:rPr>
                 <w:rStyle w:val="Hyperlink"/>
@@ -2208,7 +2219,7 @@
                 <w:noProof/>
                 <w:webHidden/>
               </w:rPr>
-              <w:instrText xml:space="preserve"> PAGEREF _Toc233565553 \h </w:instrText>
+              <w:instrText xml:space="preserve"> PAGEREF _Toc236486374 \h </w:instrText>
             </w:r>
             <w:r>
               <w:rPr>
@@ -2251,7 +2262,7 @@
               <w:sz w:val="24"/>
             </w:rPr>
           </w:pPr>
-          <w:hyperlink w:anchor="_Toc233565554" w:history="1">
+          <w:hyperlink w:anchor="_Toc236486375" w:history="1">
             <w:r>
               <w:rPr>
                 <w:rStyle w:val="Hyperlink"/>
@@ -2278,7 +2289,7 @@
                 <w:noProof/>
                 <w:webHidden/>
               </w:rPr>
-              <w:instrText xml:space="preserve"> PAGEREF _Toc233565554 \h </w:instrText>
+              <w:instrText xml:space="preserve"> PAGEREF _Toc236486375 \h </w:instrText>
             </w:r>
             <w:r>
               <w:rPr>
@@ -2321,7 +2332,7 @@
               <w:sz w:val="24"/>
             </w:rPr>
           </w:pPr>
-          <w:hyperlink w:anchor="_Toc233565555" w:history="1">
+          <w:hyperlink w:anchor="_Toc236486376" w:history="1">
             <w:r>
               <w:rPr>
                 <w:rStyle w:val="Hyperlink"/>
@@ -2348,7 +2359,7 @@
                 <w:noProof/>
                 <w:webHidden/>
               </w:rPr>
-              <w:instrText xml:space="preserve"> PAGEREF _Toc233565555 \h </w:instrText>
+              <w:instrText xml:space="preserve"> PAGEREF _Toc236486376 \h </w:instrText>
             </w:r>
             <w:r>
               <w:rPr>
@@ -2391,7 +2402,7 @@
               <w:sz w:val="24"/>
             </w:rPr>
           </w:pPr>
-          <w:hyperlink w:anchor="_Toc233565556" w:history="1">
+          <w:hyperlink w:anchor="_Toc236486377" w:history="1">
             <w:r>
               <w:rPr>
                 <w:rStyle w:val="Hyperlink"/>
@@ -2418,7 +2429,7 @@
                 <w:noProof/>
                 <w:webHidden/>
               </w:rPr>
-              <w:instrText xml:space="preserve"> PAGEREF _Toc233565556 \h </w:instrText>
+              <w:instrText xml:space="preserve"> PAGEREF _Toc236486377 \h </w:instrText>
             </w:r>
             <w:r>
               <w:rPr>
@@ -2461,7 +2472,7 @@
               <w:sz w:val="24"/>
             </w:rPr>
           </w:pPr>
-          <w:hyperlink w:anchor="_Toc233565557" w:history="1">
+          <w:hyperlink w:anchor="_Toc236486378" w:history="1">
             <w:r>
               <w:rPr>
                 <w:rStyle w:val="Hyperlink"/>
@@ -2488,7 +2499,7 @@
                 <w:noProof/>
                 <w:webHidden/>
               </w:rPr>
-              <w:instrText xml:space="preserve"> PAGEREF _Toc233565557 \h </w:instrText>
+              <w:instrText xml:space="preserve"> PAGEREF _Toc236486378 \h </w:instrText>
             </w:r>
             <w:r>
               <w:rPr>
@@ -2531,7 +2542,7 @@
               <w:sz w:val="24"/>
             </w:rPr>
           </w:pPr>
-          <w:hyperlink w:anchor="_Toc233565558" w:history="1">
+          <w:hyperlink w:anchor="_Toc236486379" w:history="1">
             <w:r>
               <w:rPr>
                 <w:rStyle w:val="Hyperlink"/>
@@ -2558,7 +2569,77 @@
                 <w:noProof/>
                 <w:webHidden/>
               </w:rPr>
-              <w:instrText xml:space="preserve"> PAGEREF _Toc233565558 \h </w:instrText>
+              <w:instrText xml:space="preserve"> PAGEREF _Toc236486379 \h </w:instrText>
+            </w:r>
+            <w:r>
+              <w:rPr>
+                <w:noProof/>
+                <w:webHidden/>
+              </w:rPr>
+            </w:r>
+            <w:r>
+              <w:rPr>
+                <w:noProof/>
+                <w:webHidden/>
+              </w:rPr>
+              <w:fldChar w:fldCharType="separate"/>
+            </w:r>
+            <w:r>
+              <w:rPr>
+                <w:noProof/>
+                <w:webHidden/>
+              </w:rPr>
+              <w:t>33</w:t>
+            </w:r>
+            <w:r>
+              <w:rPr>
+                <w:noProof/>
+                <w:webHidden/>
+              </w:rPr>
+              <w:fldChar w:fldCharType="end"/>
+            </w:r>
+          </w:hyperlink>
+        </w:p>
+        <w:p>
+          <w:pPr>
+            <w:pStyle w:val="TOC1"/>
+            <w:tabs>
+              <w:tab w:val="right" w:leader="dot" w:pos="10070"/>
+            </w:tabs>
+            <w:rPr>
+              <w:rFonts w:asciiTheme="minorHAnsi" w:eastAsiaTheme="minorEastAsia" w:hAnsiTheme="minorHAnsi"/>
+              <w:noProof/>
+              <w:sz w:val="24"/>
+            </w:rPr>
+          </w:pPr>
+          <w:hyperlink w:anchor="_Toc236486380" w:history="1">
+            <w:r>
+              <w:rPr>
+                <w:rStyle w:val="Hyperlink"/>
+                <w:noProof/>
+              </w:rPr>
+              <w:t>Maintenance Update - August 1, 2026</w:t>
+            </w:r>
+            <w:r>
+              <w:rPr>
+                <w:noProof/>
+                <w:webHidden/>
+              </w:rPr>
+              <w:tab/>
+            </w:r>
+            <w:r>
+              <w:rPr>
+                <w:noProof/>
+                <w:webHidden/>
+              </w:rPr>
+              <w:fldChar w:fldCharType="begin"/>
+            </w:r>
+            <w:r>
+              <w:rPr>
+                <w:noProof/>
+                <w:webHidden/>
+              </w:rPr>
+              <w:instrText xml:space="preserve"> PAGEREF _Toc236486380 \h </w:instrText>
             </w:r>
             <w:r>
               <w:rPr>
@@ -2633,7 +2714,7 @@
           <w:b w:val="0"/>
         </w:rPr>
       </w:pPr>
-      <w:bookmarkStart w:id="2" w:name="_Toc233565525"/>
+      <w:bookmarkStart w:id="2" w:name="_Toc236486346"/>
       <w:r>
         <w:rPr>
           <w:b w:val="0"/>
@@ -2724,7 +2805,7 @@
           <w:b w:val="0"/>
         </w:rPr>
       </w:pPr>
-      <w:bookmarkStart w:id="4" w:name="_Toc233565526"/>
+      <w:bookmarkStart w:id="4" w:name="_Toc236486347"/>
       <w:r>
         <w:rPr>
           <w:b w:val="0"/>
@@ -3066,7 +3147,7 @@
         <w:pStyle w:val="Heading2"/>
         <w:spacing w:before="0"/>
       </w:pPr>
-      <w:bookmarkStart w:id="5" w:name="_Toc233565527"/>
+      <w:bookmarkStart w:id="5" w:name="_Toc236486348"/>
       <w:r>
         <w:t>2.1  All About Mapping Packs</w:t>
       </w:r>
@@ -3285,7 +3366,7 @@
       <w:pPr>
         <w:pStyle w:val="Heading2"/>
       </w:pPr>
-      <w:bookmarkStart w:id="6" w:name="_Toc233565528"/>
+      <w:bookmarkStart w:id="6" w:name="_Toc236486349"/>
       <w:r>
         <w:t>2.2 Mapping-pack actions</w:t>
       </w:r>
@@ -3498,7 +3579,7 @@
       <w:pPr>
         <w:pStyle w:val="Heading2"/>
       </w:pPr>
-      <w:bookmarkStart w:id="7" w:name="_Toc233565529"/>
+      <w:bookmarkStart w:id="7" w:name="_Toc236486350"/>
       <w:r>
         <w:t>2.3 Loading the Consolidated Mapping packs</w:t>
       </w:r>
@@ -3569,7 +3650,7 @@
       <w:r>
         <w:t xml:space="preserve"> </w:t>
       </w:r>
-      <w:bookmarkStart w:id="8" w:name="_Toc233565530"/>
+      <w:bookmarkStart w:id="8" w:name="_Toc236486351"/>
       <w:r>
         <w:t>2.4 Mapping-pack results</w:t>
       </w:r>
@@ -3608,7 +3689,7 @@
           <w:b w:val="0"/>
         </w:rPr>
       </w:pPr>
-      <w:bookmarkStart w:id="10" w:name="_Toc233565531"/>
+      <w:bookmarkStart w:id="10" w:name="_Toc236486352"/>
       <w:r>
         <w:rPr>
           <w:b w:val="0"/>
@@ -3971,7 +4052,7 @@
           <w:b w:val="0"/>
         </w:rPr>
       </w:pPr>
-      <w:bookmarkStart w:id="12" w:name="_Toc233565532"/>
+      <w:bookmarkStart w:id="12" w:name="_Toc236486353"/>
       <w:r>
         <w:rPr>
           <w:b w:val="0"/>
@@ -4057,7 +4138,7 @@
           <w:b w:val="0"/>
         </w:rPr>
       </w:pPr>
-      <w:bookmarkStart w:id="14" w:name="_Toc233565533"/>
+      <w:bookmarkStart w:id="14" w:name="_Toc236486354"/>
       <w:bookmarkEnd w:id="13"/>
       <w:r>
         <w:rPr>
@@ -4831,7 +4912,7 @@
           <w:b w:val="0"/>
         </w:rPr>
       </w:pPr>
-      <w:bookmarkStart w:id="16" w:name="_Toc233565534"/>
+      <w:bookmarkStart w:id="16" w:name="_Toc236486355"/>
       <w:r>
         <w:rPr>
           <w:b w:val="0"/>
@@ -4849,7 +4930,7 @@
         </w:rPr>
       </w:pPr>
       <w:bookmarkStart w:id="17" w:name="_Toc225758685"/>
-      <w:bookmarkStart w:id="18" w:name="_Toc233565535"/>
+      <w:bookmarkStart w:id="18" w:name="_Toc236486356"/>
       <w:r>
         <w:rPr>
           <w:b w:val="0"/>
@@ -5217,7 +5298,7 @@
           <w:b w:val="0"/>
         </w:rPr>
       </w:pPr>
-      <w:bookmarkStart w:id="20" w:name="_Toc233565536"/>
+      <w:bookmarkStart w:id="20" w:name="_Toc236486357"/>
       <w:r>
         <w:rPr>
           <w:b w:val="0"/>
@@ -5327,7 +5408,7 @@
           <w:b w:val="0"/>
         </w:rPr>
       </w:pPr>
-      <w:bookmarkStart w:id="22" w:name="_Toc233565537"/>
+      <w:bookmarkStart w:id="22" w:name="_Toc236486358"/>
       <w:r>
         <w:rPr>
           <w:b w:val="0"/>
@@ -5463,7 +5544,7 @@
           <w:b w:val="0"/>
         </w:rPr>
       </w:pPr>
-      <w:bookmarkStart w:id="24" w:name="_Toc233565538"/>
+      <w:bookmarkStart w:id="24" w:name="_Toc236486359"/>
       <w:r>
         <w:rPr>
           <w:b w:val="0"/>
@@ -5987,7 +6068,7 @@
           <w:b w:val="0"/>
         </w:rPr>
       </w:pPr>
-      <w:bookmarkStart w:id="26" w:name="_Toc233565539"/>
+      <w:bookmarkStart w:id="26" w:name="_Toc236486360"/>
       <w:r>
         <w:rPr>
           <w:b w:val="0"/>
@@ -6465,7 +6546,7 @@
           <w:b w:val="0"/>
         </w:rPr>
       </w:pPr>
-      <w:bookmarkStart w:id="28" w:name="_Toc233565540"/>
+      <w:bookmarkStart w:id="28" w:name="_Toc236486361"/>
       <w:r>
         <w:rPr>
           <w:b w:val="0"/>
@@ -6575,7 +6656,7 @@
           <w:b w:val="0"/>
         </w:rPr>
       </w:pPr>
-      <w:bookmarkStart w:id="30" w:name="_Toc233565541"/>
+      <w:bookmarkStart w:id="30" w:name="_Toc236486362"/>
       <w:r>
         <w:rPr>
           <w:b w:val="0"/>
@@ -7061,7 +7142,7 @@
       <w:pPr>
         <w:pStyle w:val="Heading2"/>
       </w:pPr>
-      <w:bookmarkStart w:id="31" w:name="_Toc233565542"/>
+      <w:bookmarkStart w:id="31" w:name="_Toc236486363"/>
       <w:r>
         <w:t>12.1 Windows Message Handlers and How They Are Processed</w:t>
       </w:r>
@@ -7089,7 +7170,7 @@
       <w:pPr>
         <w:pStyle w:val="Heading2"/>
       </w:pPr>
-      <w:bookmarkStart w:id="32" w:name="_Toc233565543"/>
+      <w:bookmarkStart w:id="32" w:name="_Toc236486364"/>
       <w:r>
         <w:t>12.2  The Three Patterns and What Happens to Them</w:t>
       </w:r>
@@ -7099,7 +7180,7 @@
       <w:pPr>
         <w:pStyle w:val="Heading2"/>
       </w:pPr>
-      <w:bookmarkStart w:id="33" w:name="_Toc233565544"/>
+      <w:bookmarkStart w:id="33" w:name="_Toc236486365"/>
       <w:r>
         <w:t>12.2.1  Standard Windows Messages (WM_SIZE, WM_ACTIVATE, etc.)</w:t>
       </w:r>
@@ -7308,7 +7389,7 @@
       <w:pPr>
         <w:pStyle w:val="Heading2"/>
       </w:pPr>
-      <w:bookmarkStart w:id="34" w:name="_Toc233565545"/>
+      <w:bookmarkStart w:id="34" w:name="_Toc236486366"/>
       <w:r>
         <w:t>12.2.2  Custom User Messages (WM_USER + N)</w:t>
       </w:r>
@@ -7554,7 +7635,7 @@
       <w:pPr>
         <w:pStyle w:val="Heading2"/>
       </w:pPr>
-      <w:bookmarkStart w:id="35" w:name="_Toc233565546"/>
+      <w:bookmarkStart w:id="35" w:name="_Toc236486367"/>
       <w:r>
         <w:t>12.2.3  WndProc Overrides and Raw Message Pumps</w:t>
       </w:r>
@@ -7768,7 +7849,7 @@
       <w:pPr>
         <w:pStyle w:val="Heading2"/>
       </w:pPr>
-      <w:bookmarkStart w:id="36" w:name="_Toc233565547"/>
+      <w:bookmarkStart w:id="36" w:name="_Toc236486368"/>
       <w:r>
         <w:t>12.3  The Conversion Report</w:t>
       </w:r>
@@ -7849,7 +7930,7 @@
           <w:b w:val="0"/>
         </w:rPr>
       </w:pPr>
-      <w:bookmarkStart w:id="37" w:name="_Toc233565548"/>
+      <w:bookmarkStart w:id="37" w:name="_Toc236486369"/>
       <w:r>
         <w:rPr>
           <w:b w:val="0"/>
@@ -7966,7 +8047,7 @@
           <w:b w:val="0"/>
         </w:rPr>
       </w:pPr>
-      <w:bookmarkStart w:id="38" w:name="_Toc233565549"/>
+      <w:bookmarkStart w:id="38" w:name="_Toc236486370"/>
       <w:r>
         <w:rPr>
           <w:b w:val="0"/>
@@ -8471,7 +8552,7 @@
           <w:b w:val="0"/>
         </w:rPr>
       </w:pPr>
-      <w:bookmarkStart w:id="40" w:name="_Toc233565550"/>
+      <w:bookmarkStart w:id="40" w:name="_Toc236486371"/>
       <w:r>
         <w:rPr>
           <w:b w:val="0"/>
@@ -9064,7 +9145,7 @@
           <w:b w:val="0"/>
         </w:rPr>
       </w:pPr>
-      <w:bookmarkStart w:id="42" w:name="_Toc233565551"/>
+      <w:bookmarkStart w:id="42" w:name="_Toc236486372"/>
       <w:r>
         <w:rPr>
           <w:b w:val="0"/>
@@ -9126,7 +9207,7 @@
       <w:pPr>
         <w:pStyle w:val="Heading2"/>
       </w:pPr>
-      <w:bookmarkStart w:id="44" w:name="_Toc233565552"/>
+      <w:bookmarkStart w:id="44" w:name="_Toc236486373"/>
       <w:r>
         <w:t>14.1 Conversion Contracts in v5.0</w:t>
       </w:r>
@@ -9142,7 +9223,10 @@
         <w:t xml:space="preserve">[v5.0 contract baseline] The current v5.0 suite contains </w:t>
       </w:r>
       <w:r>
-        <w:t>198 executable expectations</w:t>
+        <w:t>227</w:t>
+      </w:r>
+      <w:r>
+        <w:t xml:space="preserve"> executable expectations</w:t>
       </w:r>
       <w:r>
         <w:t>, including report accounting, dry-run preview behavior, image API cleanup, unsupported-routine depth guards, include analysis, Windows messaging, DFM/FMXL fidelity, graphics/GDI checks, semantic resolution, and protected uses cleanup.</w:t>
@@ -9182,7 +9266,7 @@
       <w:pPr>
         <w:pStyle w:val="Heading2"/>
       </w:pPr>
-      <w:bookmarkStart w:id="45" w:name="_Toc233565553"/>
+      <w:bookmarkStart w:id="45" w:name="_Toc236486374"/>
       <w:r>
         <w:t>15. Operational Best Practices</w:t>
       </w:r>
@@ -9304,7 +9388,7 @@
           <w:b w:val="0"/>
         </w:rPr>
       </w:pPr>
-      <w:bookmarkStart w:id="47" w:name="_Toc233565554"/>
+      <w:bookmarkStart w:id="47" w:name="_Toc236486375"/>
       <w:r>
         <w:rPr>
           <w:b w:val="0"/>
@@ -9689,7 +9773,7 @@
           <w:b w:val="0"/>
         </w:rPr>
       </w:pPr>
-      <w:bookmarkStart w:id="49" w:name="_Toc233565555"/>
+      <w:bookmarkStart w:id="49" w:name="_Toc236486376"/>
       <w:r>
         <w:rPr>
           <w:b w:val="0"/>
@@ -9814,7 +9898,7 @@
           <w:b w:val="0"/>
         </w:rPr>
       </w:pPr>
-      <w:bookmarkStart w:id="51" w:name="_Toc233565556"/>
+      <w:bookmarkStart w:id="51" w:name="_Toc236486377"/>
       <w:r>
         <w:rPr>
           <w:b w:val="0"/>
@@ -9915,7 +9999,7 @@
           <w:b w:val="0"/>
         </w:rPr>
       </w:pPr>
-      <w:bookmarkStart w:id="53" w:name="_Toc233565557"/>
+      <w:bookmarkStart w:id="53" w:name="_Toc236486378"/>
       <w:r>
         <w:rPr>
           <w:b w:val="0"/>
@@ -10028,7 +10112,7 @@
           <w:b w:val="0"/>
         </w:rPr>
       </w:pPr>
-      <w:bookmarkStart w:id="55" w:name="_Toc233565558"/>
+      <w:bookmarkStart w:id="55" w:name="_Toc236486379"/>
       <w:r>
         <w:rPr>
           <w:b w:val="0"/>
@@ -10429,6 +10513,32 @@
         </w:rPr>
       </w:pPr>
     </w:p>
+    <w:p>
+      <w:pPr>
+        <w:pStyle w:val="Heading1"/>
+      </w:pPr>
+      <w:bookmarkStart w:id="56" w:name="_Toc236486380"/>
+      <w:r>
+        <w:t>Maintenance Update - August 1, 2026</w:t>
+      </w:r>
+      <w:bookmarkEnd w:id="56"/>
+    </w:p>
+    <w:p>
+      <w:r>
+        <w:t>This maintenance update incorporates field-test feedback from real Delphi projects. The converter now recognizes additional standard VCL controls, including TBitBtn and TTrayIcon, so they are not incorrectly reported as unknown third-party components.</w:t>
+      </w:r>
+    </w:p>
+    <w:p>
+      <w:r>
+        <w:t>TBitBtn receives a conservative FMX TButton substitution note. TTrayIcon remains an explicit platform-specific manual-review item because FMX has no direct standard tray-icon component.</w:t>
+      </w:r>
+    </w:p>
+    <w:p>
+      <w:r>
+        <w:t>The current v5.0 contract suite contains 227 executable expectations. The latest verification run passed 227 of 227 contracts, and the Win32 and Win64 Release builds were rebuilt from the current source.</w:t>
+      </w:r>
+    </w:p>
+    <w:p/>
     <w:sectPr>
       <w:footerReference w:type="default" r:id="rId13"/>
       <w:pgSz w:w="12240" w:h="15840"/>
@@ -10442,7 +10552,7 @@
 </file>
 
 <file path=word/endnotes.xml><?xml version="1.0" encoding="utf-8"?>
-<w:endnotes xmlns:wpc="http://schemas.microsoft.com/office/word/2010/wordprocessingCanvas" xmlns:cx="http://schemas.microsoft.com/office/drawing/2014/chartex" xmlns:cx1="http://schemas.microsoft.com/office/drawing/2015/9/8/chartex" xmlns:cx2="http://schemas.microsoft.com/office/drawing/2015/10/21/chartex" xmlns:cx3="http://schemas.microsoft.com/office/drawing/2016/5/9/chartex" xmlns:cx4="http://schemas.microsoft.com/office/drawing/2016/5/10/chartex" xmlns:cx5="http://schemas.microsoft.com/office/drawing/2016/5/11/chartex" xmlns:cx6="http://schemas.microsoft.com/office/drawing/2016/5/12/chartex" xmlns:cx7="http://schemas.microsoft.com/office/drawing/2016/5/13/chartex" xmlns:cx8="http://schemas.microsoft.com/office/drawing/2016/5/14/chartex" xmlns:mc="http://schemas.openxmlformats.org/markup-compatibility/2006" xmlns:aink="http://schemas.microsoft.com/office/drawing/2016/ink" xmlns:am3d="http://schemas.microsoft.com/office/drawing/2017/model3d" xmlns:o="urn:schemas-microsoft-com:office:office" xmlns:oel="http://schemas.microsoft.com/office/2019/extlst" xmlns:r="http://schemas.openxmlformats.org/officeDocument/2006/relationships" xmlns:m="http://schemas.openxmlformats.org/officeDocument/2006/math" xmlns:v="urn:schemas-microsoft-com:vml" xmlns:wp14="http://schemas.microsoft.com/office/word/2010/wordprocessingDrawing" xmlns:wp="http://schemas.openxmlformats.org/drawingml/2006/wordprocessingDrawing" xmlns:w10="urn:schemas-microsoft-com:office:word" xmlns:w="http://schemas.openxmlformats.org/wordprocessingml/2006/main" xmlns:w14="http://schemas.microsoft.com/office/word/2010/wordml" xmlns:w15="http://schemas.microsoft.com/office/word/2012/wordml" xmlns:w16cex="http://schemas.microsoft.com/office/word/2018/wordml/cex" xmlns:w16cid="http://schemas.microsoft.com/office/word/2016/wordml/cid" xmlns:w16="http://schemas.microsoft.com/office/word/2018/wordml" xmlns:w16du="http://schemas.microsoft.com/office/word/2023/wordml/word16du" xmlns:w16sdtdh="http://schemas.microsoft.com/office/word/2020/wordml/sdtdatahash" xmlns:w16sdtfl="http://schemas.microsoft.com/office/word/2024/wordml/sdtformatlock" xmlns:w16se="http://schemas.microsoft.com/office/word/2015/wordml/symex" xmlns:wpg="http://schemas.microsoft.com/office/word/2010/wordprocessingGroup" xmlns:wpi="http://schemas.microsoft.com/office/word/2010/wordprocessingInk" xmlns:wne="http://schemas.microsoft.com/office/word/2006/wordml" xmlns:wps="http://schemas.microsoft.com/office/word/2010/wordprocessingShape" mc:Ignorable="w14 w15 w16se w16cid w16 w16cex w16sdtdh w16sdtfl w16du wp14">
+<w:endnotes xmlns:wpc="http://schemas.microsoft.com/office/word/2010/wordprocessingCanvas" xmlns:cx="http://schemas.microsoft.com/office/drawing/2014/chartex" xmlns:cx1="http://schemas.microsoft.com/office/drawing/2015/9/8/chartex" xmlns:cx2="http://schemas.microsoft.com/office/drawing/2015/10/21/chartex" xmlns:cx3="http://schemas.microsoft.com/office/drawing/2016/5/9/chartex" xmlns:cx4="http://schemas.microsoft.com/office/drawing/2016/5/10/chartex" xmlns:cx5="http://schemas.microsoft.com/office/drawing/2016/5/11/chartex" xmlns:cx6="http://schemas.microsoft.com/office/drawing/2016/5/12/chartex" xmlns:cx7="http://schemas.microsoft.com/office/drawing/2016/5/13/chartex" xmlns:cx8="http://schemas.microsoft.com/office/drawing/2016/5/14/chartex" xmlns:mc="http://schemas.openxmlformats.org/markup-compatibility/2006" xmlns:aink="http://schemas.microsoft.com/office/drawing/2016/ink" xmlns:am3d="http://schemas.microsoft.com/office/drawing/2017/model3d" xmlns:o="urn:schemas-microsoft-com:office:office" xmlns:oel="http://schemas.microsoft.com/office/2019/extlst" xmlns:r="http://schemas.openxmlformats.org/officeDocument/2006/relationships" xmlns:m="http://schemas.openxmlformats.org/officeDocument/2006/math" xmlns:v="urn:schemas-microsoft-com:vml" xmlns:wp14="http://schemas.microsoft.com/office/word/2010/wordprocessingDrawing" xmlns:wp="http://schemas.openxmlformats.org/drawingml/2006/wordprocessingDrawing" xmlns:w10="urn:schemas-microsoft-com:office:word" xmlns:w="http://schemas.openxmlformats.org/wordprocessingml/2006/main" xmlns:w14="http://schemas.microsoft.com/office/word/2010/wordml" xmlns:w15="http://schemas.microsoft.com/office/word/2012/wordml" xmlns:w16cei="http://schemas.microsoft.com/office/word/2026/wordml/cei" xmlns:w16cex="http://schemas.microsoft.com/office/word/2018/wordml/cex" xmlns:w16cid="http://schemas.microsoft.com/office/word/2016/wordml/cid" xmlns:w16="http://schemas.microsoft.com/office/word/2018/wordml" xmlns:w16du="http://schemas.microsoft.com/office/word/2023/wordml/word16du" xmlns:w16sdtdh="http://schemas.microsoft.com/office/word/2020/wordml/sdtdatahash" xmlns:w16sdtfl="http://schemas.microsoft.com/office/word/2024/wordml/sdtformatlock" xmlns:w16se="http://schemas.microsoft.com/office/word/2015/wordml/symex" xmlns:wpg="http://schemas.microsoft.com/office/word/2010/wordprocessingGroup" xmlns:wpi="http://schemas.microsoft.com/office/word/2010/wordprocessingInk" xmlns:wne="http://schemas.microsoft.com/office/word/2006/wordml" xmlns:wps="http://schemas.microsoft.com/office/word/2010/wordprocessingShape" mc:Ignorable="w14 w15 w16se w16cid w16 w16cex w16sdtdh w16sdtfl w16du wp14">
   <w:endnote w:type="separator" w:id="-1">
     <w:p>
       <w:pPr>
@@ -10467,7 +10577,7 @@
 </file>
 
 <file path=word/footer1.xml><?xml version="1.0" encoding="utf-8"?>
-<w:ftr xmlns:wpc="http://schemas.microsoft.com/office/word/2010/wordprocessingCanvas" xmlns:cx="http://schemas.microsoft.com/office/drawing/2014/chartex" xmlns:cx1="http://schemas.microsoft.com/office/drawing/2015/9/8/chartex" xmlns:cx2="http://schemas.microsoft.com/office/drawing/2015/10/21/chartex" xmlns:cx3="http://schemas.microsoft.com/office/drawing/2016/5/9/chartex" xmlns:cx4="http://schemas.microsoft.com/office/drawing/2016/5/10/chartex" xmlns:cx5="http://schemas.microsoft.com/office/drawing/2016/5/11/chartex" xmlns:cx6="http://schemas.microsoft.com/office/drawing/2016/5/12/chartex" xmlns:cx7="http://schemas.microsoft.com/office/drawing/2016/5/13/chartex" xmlns:cx8="http://schemas.microsoft.com/office/drawing/2016/5/14/chartex" xmlns:mc="http://schemas.openxmlformats.org/markup-compatibility/2006" xmlns:aink="http://schemas.microsoft.com/office/drawing/2016/ink" xmlns:am3d="http://schemas.microsoft.com/office/drawing/2017/model3d" xmlns:o="urn:schemas-microsoft-com:office:office" xmlns:oel="http://schemas.microsoft.com/office/2019/extlst" xmlns:r="http://schemas.openxmlformats.org/officeDocument/2006/relationships" xmlns:m="http://schemas.openxmlformats.org/officeDocument/2006/math" xmlns:v="urn:schemas-microsoft-com:vml" xmlns:wp14="http://schemas.microsoft.com/office/word/2010/wordprocessingDrawing" xmlns:wp="http://schemas.openxmlformats.org/drawingml/2006/wordprocessingDrawing" xmlns:w10="urn:schemas-microsoft-com:office:word" xmlns:w="http://schemas.openxmlformats.org/wordprocessingml/2006/main" xmlns:w14="http://schemas.microsoft.com/office/word/2010/wordml" xmlns:w15="http://schemas.microsoft.com/office/word/2012/wordml" xmlns:w16cex="http://schemas.microsoft.com/office/word/2018/wordml/cex" xmlns:w16cid="http://schemas.microsoft.com/office/word/2016/wordml/cid" xmlns:w16="http://schemas.microsoft.com/office/word/2018/wordml" xmlns:w16du="http://schemas.microsoft.com/office/word/2023/wordml/word16du" xmlns:w16sdtdh="http://schemas.microsoft.com/office/word/2020/wordml/sdtdatahash" xmlns:w16sdtfl="http://schemas.microsoft.com/office/word/2024/wordml/sdtformatlock" xmlns:w16se="http://schemas.microsoft.com/office/word/2015/wordml/symex" xmlns:wpg="http://schemas.microsoft.com/office/word/2010/wordprocessingGroup" xmlns:wpi="http://schemas.microsoft.com/office/word/2010/wordprocessingInk" xmlns:wne="http://schemas.microsoft.com/office/word/2006/wordml" xmlns:wps="http://schemas.microsoft.com/office/word/2010/wordprocessingShape" mc:Ignorable="w14 w15 w16se w16cid w16 w16cex w16sdtdh w16sdtfl w16du wp14">
+<w:ftr xmlns:wpc="http://schemas.microsoft.com/office/word/2010/wordprocessingCanvas" xmlns:cx="http://schemas.microsoft.com/office/drawing/2014/chartex" xmlns:cx1="http://schemas.microsoft.com/office/drawing/2015/9/8/chartex" xmlns:cx2="http://schemas.microsoft.com/office/drawing/2015/10/21/chartex" xmlns:cx3="http://schemas.microsoft.com/office/drawing/2016/5/9/chartex" xmlns:cx4="http://schemas.microsoft.com/office/drawing/2016/5/10/chartex" xmlns:cx5="http://schemas.microsoft.com/office/drawing/2016/5/11/chartex" xmlns:cx6="http://schemas.microsoft.com/office/drawing/2016/5/12/chartex" xmlns:cx7="http://schemas.microsoft.com/office/drawing/2016/5/13/chartex" xmlns:cx8="http://schemas.microsoft.com/office/drawing/2016/5/14/chartex" xmlns:mc="http://schemas.openxmlformats.org/markup-compatibility/2006" xmlns:aink="http://schemas.microsoft.com/office/drawing/2016/ink" xmlns:am3d="http://schemas.microsoft.com/office/drawing/2017/model3d" xmlns:o="urn:schemas-microsoft-com:office:office" xmlns:oel="http://schemas.microsoft.com/office/2019/extlst" xmlns:r="http://schemas.openxmlformats.org/officeDocument/2006/relationships" xmlns:m="http://schemas.openxmlformats.org/officeDocument/2006/math" xmlns:v="urn:schemas-microsoft-com:vml" xmlns:wp14="http://schemas.microsoft.com/office/word/2010/wordprocessingDrawing" xmlns:wp="http://schemas.openxmlformats.org/drawingml/2006/wordprocessingDrawing" xmlns:w10="urn:schemas-microsoft-com:office:word" xmlns:w="http://schemas.openxmlformats.org/wordprocessingml/2006/main" xmlns:w14="http://schemas.microsoft.com/office/word/2010/wordml" xmlns:w15="http://schemas.microsoft.com/office/word/2012/wordml" xmlns:w16cei="http://schemas.microsoft.com/office/word/2026/wordml/cei" xmlns:w16cex="http://schemas.microsoft.com/office/word/2018/wordml/cex" xmlns:w16cid="http://schemas.microsoft.com/office/word/2016/wordml/cid" xmlns:w16="http://schemas.microsoft.com/office/word/2018/wordml" xmlns:w16du="http://schemas.microsoft.com/office/word/2023/wordml/word16du" xmlns:w16sdtdh="http://schemas.microsoft.com/office/word/2020/wordml/sdtdatahash" xmlns:w16sdtfl="http://schemas.microsoft.com/office/word/2024/wordml/sdtformatlock" xmlns:w16se="http://schemas.microsoft.com/office/word/2015/wordml/symex" xmlns:wpg="http://schemas.microsoft.com/office/word/2010/wordprocessingGroup" xmlns:wpi="http://schemas.microsoft.com/office/word/2010/wordprocessingInk" xmlns:wne="http://schemas.microsoft.com/office/word/2006/wordml" xmlns:wps="http://schemas.microsoft.com/office/word/2010/wordprocessingShape" mc:Ignorable="w14 w15 w16se w16cid w16 w16cex w16sdtdh w16sdtfl w16du wp14">
   <w:sdt>
     <w:sdtPr>
       <w:id w:val="-1112195693"/>
@@ -10520,7 +10630,7 @@
 </file>
 
 <file path=word/footnotes.xml><?xml version="1.0" encoding="utf-8"?>
-<w:footnotes xmlns:wpc="http://schemas.microsoft.com/office/word/2010/wordprocessingCanvas" xmlns:cx="http://schemas.microsoft.com/office/drawing/2014/chartex" xmlns:cx1="http://schemas.microsoft.com/office/drawing/2015/9/8/chartex" xmlns:cx2="http://schemas.microsoft.com/office/drawing/2015/10/21/chartex" xmlns:cx3="http://schemas.microsoft.com/office/drawing/2016/5/9/chartex" xmlns:cx4="http://schemas.microsoft.com/office/drawing/2016/5/10/chartex" xmlns:cx5="http://schemas.microsoft.com/office/drawing/2016/5/11/chartex" xmlns:cx6="http://schemas.microsoft.com/office/drawing/2016/5/12/chartex" xmlns:cx7="http://schemas.microsoft.com/office/drawing/2016/5/13/chartex" xmlns:cx8="http://schemas.microsoft.com/office/drawing/2016/5/14/chartex" xmlns:mc="http://schemas.openxmlformats.org/markup-compatibility/2006" xmlns:aink="http://schemas.microsoft.com/office/drawing/2016/ink" xmlns:am3d="http://schemas.microsoft.com/office/drawing/2017/model3d" xmlns:o="urn:schemas-microsoft-com:office:office" xmlns:oel="http://schemas.microsoft.com/office/2019/extlst" xmlns:r="http://schemas.openxmlformats.org/officeDocument/2006/relationships" xmlns:m="http://schemas.openxmlformats.org/officeDocument/2006/math" xmlns:v="urn:schemas-microsoft-com:vml" xmlns:wp14="http://schemas.microsoft.com/office/word/2010/wordprocessingDrawing" xmlns:wp="http://schemas.openxmlformats.org/drawingml/2006/wordprocessingDrawing" xmlns:w10="urn:schemas-microsoft-com:office:word" xmlns:w="http://schemas.openxmlformats.org/wordprocessingml/2006/main" xmlns:w14="http://schemas.microsoft.com/office/word/2010/wordml" xmlns:w15="http://schemas.microsoft.com/office/word/2012/wordml" xmlns:w16cex="http://schemas.microsoft.com/office/word/2018/wordml/cex" xmlns:w16cid="http://schemas.microsoft.com/office/word/2016/wordml/cid" xmlns:w16="http://schemas.microsoft.com/office/word/2018/wordml" xmlns:w16du="http://schemas.microsoft.com/office/word/2023/wordml/word16du" xmlns:w16sdtdh="http://schemas.microsoft.com/office/word/2020/wordml/sdtdatahash" xmlns:w16sdtfl="http://schemas.microsoft.com/office/word/2024/wordml/sdtformatlock" xmlns:w16se="http://schemas.microsoft.com/office/word/2015/wordml/symex" xmlns:wpg="http://schemas.microsoft.com/office/word/2010/wordprocessingGroup" xmlns:wpi="http://schemas.microsoft.com/office/word/2010/wordprocessingInk" xmlns:wne="http://schemas.microsoft.com/office/word/2006/wordml" xmlns:wps="http://schemas.microsoft.com/office/word/2010/wordprocessingShape" mc:Ignorable="w14 w15 w16se w16cid w16 w16cex w16sdtdh w16sdtfl w16du wp14">
+<w:footnotes xmlns:wpc="http://schemas.microsoft.com/office/word/2010/wordprocessingCanvas" xmlns:cx="http://schemas.microsoft.com/office/drawing/2014/chartex" xmlns:cx1="http://schemas.microsoft.com/office/drawing/2015/9/8/chartex" xmlns:cx2="http://schemas.microsoft.com/office/drawing/2015/10/21/chartex" xmlns:cx3="http://schemas.microsoft.com/office/drawing/2016/5/9/chartex" xmlns:cx4="http://schemas.microsoft.com/office/drawing/2016/5/10/chartex" xmlns:cx5="http://schemas.microsoft.com/office/drawing/2016/5/11/chartex" xmlns:cx6="http://schemas.microsoft.com/office/drawing/2016/5/12/chartex" xmlns:cx7="http://schemas.microsoft.com/office/drawing/2016/5/13/chartex" xmlns:cx8="http://schemas.microsoft.com/office/drawing/2016/5/14/chartex" xmlns:mc="http://schemas.openxmlformats.org/markup-compatibility/2006" xmlns:aink="http://schemas.microsoft.com/office/drawing/2016/ink" xmlns:am3d="http://schemas.microsoft.com/office/drawing/2017/model3d" xmlns:o="urn:schemas-microsoft-com:office:office" xmlns:oel="http://schemas.microsoft.com/office/2019/extlst" xmlns:r="http://schemas.openxmlformats.org/officeDocument/2006/relationships" xmlns:m="http://schemas.openxmlformats.org/officeDocument/2006/math" xmlns:v="urn:schemas-microsoft-com:vml" xmlns:wp14="http://schemas.microsoft.com/office/word/2010/wordprocessingDrawing" xmlns:wp="http://schemas.openxmlformats.org/drawingml/2006/wordprocessingDrawing" xmlns:w10="urn:schemas-microsoft-com:office:word" xmlns:w="http://schemas.openxmlformats.org/wordprocessingml/2006/main" xmlns:w14="http://schemas.microsoft.com/office/word/2010/wordml" xmlns:w15="http://schemas.microsoft.com/office/word/2012/wordml" xmlns:w16cei="http://schemas.microsoft.com/office/word/2026/wordml/cei" xmlns:w16cex="http://schemas.microsoft.com/office/word/2018/wordml/cex" xmlns:w16cid="http://schemas.microsoft.com/office/word/2016/wordml/cid" xmlns:w16="http://schemas.microsoft.com/office/word/2018/wordml" xmlns:w16du="http://schemas.microsoft.com/office/word/2023/wordml/word16du" xmlns:w16sdtdh="http://schemas.microsoft.com/office/word/2020/wordml/sdtdatahash" xmlns:w16sdtfl="http://schemas.microsoft.com/office/word/2024/wordml/sdtformatlock" xmlns:w16se="http://schemas.microsoft.com/office/word/2015/wordml/symex" xmlns:wpg="http://schemas.microsoft.com/office/word/2010/wordprocessingGroup" xmlns:wpi="http://schemas.microsoft.com/office/word/2010/wordprocessingInk" xmlns:wne="http://schemas.microsoft.com/office/word/2006/wordml" xmlns:wps="http://schemas.microsoft.com/office/word/2010/wordprocessingShape" mc:Ignorable="w14 w15 w16se w16cid w16 w16cex w16sdtdh w16sdtfl w16du wp14">
   <w:footnote w:type="separator" w:id="-1">
     <w:p>
       <w:pPr>
@@ -10545,7 +10655,7 @@
 </file>
 
 <file path=word/numbering.xml><?xml version="1.0" encoding="utf-8"?>
-<w:numbering xmlns:wpc="http://schemas.microsoft.com/office/word/2010/wordprocessingCanvas" xmlns:cx="http://schemas.microsoft.com/office/drawing/2014/chartex" xmlns:cx1="http://schemas.microsoft.com/office/drawing/2015/9/8/chartex" xmlns:cx2="http://schemas.microsoft.com/office/drawing/2015/10/21/chartex" xmlns:cx3="http://schemas.microsoft.com/office/drawing/2016/5/9/chartex" xmlns:cx4="http://schemas.microsoft.com/office/drawing/2016/5/10/chartex" xmlns:cx5="http://schemas.microsoft.com/office/drawing/2016/5/11/chartex" xmlns:cx6="http://schemas.microsoft.com/office/drawing/2016/5/12/chartex" xmlns:cx7="http://schemas.microsoft.com/office/drawing/2016/5/13/chartex" xmlns:cx8="http://schemas.microsoft.com/office/drawing/2016/5/14/chartex" xmlns:mc="http://schemas.openxmlformats.org/markup-compatibility/2006" xmlns:aink="http://schemas.microsoft.com/office/drawing/2016/ink" xmlns:am3d="http://schemas.microsoft.com/office/drawing/2017/model3d" xmlns:o="urn:schemas-microsoft-com:office:office" xmlns:oel="http://schemas.microsoft.com/office/2019/extlst" xmlns:r="http://schemas.openxmlformats.org/officeDocument/2006/relationships" xmlns:m="http://schemas.openxmlformats.org/officeDocument/2006/math" xmlns:v="urn:schemas-microsoft-com:vml" xmlns:wp14="http://schemas.microsoft.com/office/word/2010/wordprocessingDrawing" xmlns:wp="http://schemas.openxmlformats.org/drawingml/2006/wordprocessingDrawing" xmlns:w10="urn:schemas-microsoft-com:office:word" xmlns:w="http://schemas.openxmlformats.org/wordprocessingml/2006/main" xmlns:w14="http://schemas.microsoft.com/office/word/2010/wordml" xmlns:w15="http://schemas.microsoft.com/office/word/2012/wordml" xmlns:w16cex="http://schemas.microsoft.com/office/word/2018/wordml/cex" xmlns:w16cid="http://schemas.microsoft.com/office/word/2016/wordml/cid" xmlns:w16="http://schemas.microsoft.com/office/word/2018/wordml" xmlns:w16du="http://schemas.microsoft.com/office/word/2023/wordml/word16du" xmlns:w16sdtdh="http://schemas.microsoft.com/office/word/2020/wordml/sdtdatahash" xmlns:w16sdtfl="http://schemas.microsoft.com/office/word/2024/wordml/sdtformatlock" xmlns:w16se="http://schemas.microsoft.com/office/word/2015/wordml/symex" xmlns:wpg="http://schemas.microsoft.com/office/word/2010/wordprocessingGroup" xmlns:wpi="http://schemas.microsoft.com/office/word/2010/wordprocessingInk" xmlns:wne="http://schemas.microsoft.com/office/word/2006/wordml" xmlns:wps="http://schemas.microsoft.com/office/word/2010/wordprocessingShape" mc:Ignorable="w14 w15 w16se w16cid w16 w16cex w16sdtdh w16sdtfl w16du wp14">
+<w:numbering xmlns:wpc="http://schemas.microsoft.com/office/word/2010/wordprocessingCanvas" xmlns:cx="http://schemas.microsoft.com/office/drawing/2014/chartex" xmlns:cx1="http://schemas.microsoft.com/office/drawing/2015/9/8/chartex" xmlns:cx2="http://schemas.microsoft.com/office/drawing/2015/10/21/chartex" xmlns:cx3="http://schemas.microsoft.com/office/drawing/2016/5/9/chartex" xmlns:cx4="http://schemas.microsoft.com/office/drawing/2016/5/10/chartex" xmlns:cx5="http://schemas.microsoft.com/office/drawing/2016/5/11/chartex" xmlns:cx6="http://schemas.microsoft.com/office/drawing/2016/5/12/chartex" xmlns:cx7="http://schemas.microsoft.com/office/drawing/2016/5/13/chartex" xmlns:cx8="http://schemas.microsoft.com/office/drawing/2016/5/14/chartex" xmlns:mc="http://schemas.openxmlformats.org/markup-compatibility/2006" xmlns:aink="http://schemas.microsoft.com/office/drawing/2016/ink" xmlns:am3d="http://schemas.microsoft.com/office/drawing/2017/model3d" xmlns:o="urn:schemas-microsoft-com:office:office" xmlns:oel="http://schemas.microsoft.com/office/2019/extlst" xmlns:r="http://schemas.openxmlformats.org/officeDocument/2006/relationships" xmlns:m="http://schemas.openxmlformats.org/officeDocument/2006/math" xmlns:v="urn:schemas-microsoft-com:vml" xmlns:wp14="http://schemas.microsoft.com/office/word/2010/wordprocessingDrawing" xmlns:wp="http://schemas.openxmlformats.org/drawingml/2006/wordprocessingDrawing" xmlns:w10="urn:schemas-microsoft-com:office:word" xmlns:w="http://schemas.openxmlformats.org/wordprocessingml/2006/main" xmlns:w14="http://schemas.microsoft.com/office/word/2010/wordml" xmlns:w15="http://schemas.microsoft.com/office/word/2012/wordml" xmlns:w16cei="http://schemas.microsoft.com/office/word/2026/wordml/cei" xmlns:w16cex="http://schemas.microsoft.com/office/word/2018/wordml/cex" xmlns:w16cid="http://schemas.microsoft.com/office/word/2016/wordml/cid" xmlns:w16="http://schemas.microsoft.com/office/word/2018/wordml" xmlns:w16du="http://schemas.microsoft.com/office/word/2023/wordml/word16du" xmlns:w16sdtdh="http://schemas.microsoft.com/office/word/2020/wordml/sdtdatahash" xmlns:w16sdtfl="http://schemas.microsoft.com/office/word/2024/wordml/sdtformatlock" xmlns:w16se="http://schemas.microsoft.com/office/word/2015/wordml/symex" xmlns:wpg="http://schemas.microsoft.com/office/word/2010/wordprocessingGroup" xmlns:wpi="http://schemas.microsoft.com/office/word/2010/wordprocessingInk" xmlns:wne="http://schemas.microsoft.com/office/word/2006/wordml" xmlns:wps="http://schemas.microsoft.com/office/word/2010/wordprocessingShape" mc:Ignorable="w14 w15 w16se w16cid w16 w16cex w16sdtdh w16sdtfl w16du wp14">
   <w:abstractNum w:abstractNumId="0" w15:restartNumberingAfterBreak="0">
     <w:nsid w:val="045C5DD4"/>
     <w:multiLevelType w:val="hybridMultilevel"/>
